--- a/DSD_Final_Checkpoint_Scores.docx
+++ b/DSD_Final_Checkpoint_Scores.docx
@@ -1,6 +1,6 @@
 
 <file path=word/document.xml><?xml version="1.0" encoding="utf-8"?>
-<w:document xmlns:wpc="http://schemas.microsoft.com/office/word/2010/wordprocessingCanvas" xmlns:cx="http://schemas.microsoft.com/office/drawing/2014/chartex" xmlns:cx1="http://schemas.microsoft.com/office/drawing/2015/9/8/chartex" xmlns:cx2="http://schemas.microsoft.com/office/drawing/2015/10/21/chartex" xmlns:cx3="http://schemas.microsoft.com/office/drawing/2016/5/9/chartex" xmlns:cx4="http://schemas.microsoft.com/office/drawing/2016/5/10/chartex" xmlns:cx5="http://schemas.microsoft.com/office/drawing/2016/5/11/chartex" xmlns:cx6="http://schemas.microsoft.com/office/drawing/2016/5/12/chartex" xmlns:cx7="http://schemas.microsoft.com/office/drawing/2016/5/13/chartex" xmlns:cx8="http://schemas.microsoft.com/office/drawing/2016/5/14/chartex" xmlns:mc="http://schemas.openxmlformats.org/markup-compatibility/2006" xmlns:aink="http://schemas.microsoft.com/office/drawing/2016/ink" xmlns:am3d="http://schemas.microsoft.com/office/drawing/2017/model3d" xmlns:o="urn:schemas-microsoft-com:office:office" xmlns:r="http://schemas.openxmlformats.org/officeDocument/2006/relationships" xmlns:m="http://schemas.openxmlformats.org/officeDocument/2006/math" xmlns:v="urn:schemas-microsoft-com:vml" xmlns:wp14="http://schemas.microsoft.com/office/word/2010/wordprocessingDrawing" xmlns:wp="http://schemas.openxmlformats.org/drawingml/2006/wordprocessingDrawing" xmlns:w10="urn:schemas-microsoft-com:office:word" xmlns:w="http://schemas.openxmlformats.org/wordprocessingml/2006/main" xmlns:w14="http://schemas.microsoft.com/office/word/2010/wordml" xmlns:w15="http://schemas.microsoft.com/office/word/2012/wordml" xmlns:w16cid="http://schemas.microsoft.com/office/word/2016/wordml/cid" xmlns:w16se="http://schemas.microsoft.com/office/word/2015/wordml/symex" xmlns:wpg="http://schemas.microsoft.com/office/word/2010/wordprocessingGroup" xmlns:wpi="http://schemas.microsoft.com/office/word/2010/wordprocessingInk" xmlns:wne="http://schemas.microsoft.com/office/word/2006/wordml" xmlns:wps="http://schemas.microsoft.com/office/word/2010/wordprocessingShape" mc:Ignorable="w14 w15 w16se w16cid wp14">
+<w:document xmlns:wpc="http://schemas.microsoft.com/office/word/2010/wordprocessingCanvas" xmlns:cx="http://schemas.microsoft.com/office/drawing/2014/chartex" xmlns:cx1="http://schemas.microsoft.com/office/drawing/2015/9/8/chartex" xmlns:cx2="http://schemas.microsoft.com/office/drawing/2015/10/21/chartex" xmlns:cx3="http://schemas.microsoft.com/office/drawing/2016/5/9/chartex" xmlns:cx4="http://schemas.microsoft.com/office/drawing/2016/5/10/chartex" xmlns:cx5="http://schemas.microsoft.com/office/drawing/2016/5/11/chartex" xmlns:cx6="http://schemas.microsoft.com/office/drawing/2016/5/12/chartex" xmlns:cx7="http://schemas.microsoft.com/office/drawing/2016/5/13/chartex" xmlns:cx8="http://schemas.microsoft.com/office/drawing/2016/5/14/chartex" xmlns:mc="http://schemas.openxmlformats.org/markup-compatibility/2006" xmlns:aink="http://schemas.microsoft.com/office/drawing/2016/ink" xmlns:am3d="http://schemas.microsoft.com/office/drawing/2017/model3d" xmlns:o="urn:schemas-microsoft-com:office:office" xmlns:oel="http://schemas.microsoft.com/office/2019/extlst" xmlns:r="http://schemas.openxmlformats.org/officeDocument/2006/relationships" xmlns:m="http://schemas.openxmlformats.org/officeDocument/2006/math" xmlns:v="urn:schemas-microsoft-com:vml" xmlns:wp14="http://schemas.microsoft.com/office/word/2010/wordprocessingDrawing" xmlns:wp="http://schemas.openxmlformats.org/drawingml/2006/wordprocessingDrawing" xmlns:w10="urn:schemas-microsoft-com:office:word" xmlns:w="http://schemas.openxmlformats.org/wordprocessingml/2006/main" xmlns:w14="http://schemas.microsoft.com/office/word/2010/wordml" xmlns:w15="http://schemas.microsoft.com/office/word/2012/wordml" xmlns:w16cex="http://schemas.microsoft.com/office/word/2018/wordml/cex" xmlns:w16cid="http://schemas.microsoft.com/office/word/2016/wordml/cid" xmlns:w16="http://schemas.microsoft.com/office/word/2018/wordml" xmlns:w16du="http://schemas.microsoft.com/office/word/2023/wordml/word16du" xmlns:w16sdtdh="http://schemas.microsoft.com/office/word/2020/wordml/sdtdatahash" xmlns:w16sdtfl="http://schemas.microsoft.com/office/word/2024/wordml/sdtformatlock" xmlns:w16se="http://schemas.microsoft.com/office/word/2015/wordml/symex" xmlns:wpg="http://schemas.microsoft.com/office/word/2010/wordprocessingGroup" xmlns:wpi="http://schemas.microsoft.com/office/word/2010/wordprocessingInk" xmlns:wne="http://schemas.microsoft.com/office/word/2006/wordml" xmlns:wps="http://schemas.microsoft.com/office/word/2010/wordprocessingShape" mc:Ignorable="w14 w15 w16se w16cid w16 w16cex w16sdtdh w16sdtfl w16du wp14">
   <w:body>
     <w:p>
       <w:pPr>
@@ -48,8 +48,6 @@
         </w:rPr>
         <w:t>oint</w:t>
       </w:r>
-      <w:bookmarkStart w:id="0" w:name="_GoBack"/>
-      <w:bookmarkEnd w:id="0"/>
       <w:r>
         <w:rPr>
           <w:rFonts w:ascii="Times New Roman" w:eastAsia="標楷體" w:hAnsi="Times New Roman" w:cs="Times New Roman"/>
@@ -114,7 +112,6 @@
           <w:szCs w:val="24"/>
         </w:rPr>
       </w:pPr>
-      <w:proofErr w:type="gramStart"/>
       <w:r>
         <w:rPr>
           <w:rFonts w:ascii="Times New Roman" w:eastAsia="標楷體" w:hAnsi="Times New Roman" w:cs="Times New Roman"/>
@@ -122,7 +119,6 @@
         </w:rPr>
         <w:t>截圖</w:t>
       </w:r>
-      <w:proofErr w:type="gramEnd"/>
       <w:r>
         <w:rPr>
           <w:rFonts w:ascii="Times New Roman" w:eastAsia="標楷體" w:hAnsi="Times New Roman" w:cs="Times New Roman"/>
@@ -138,6 +134,47 @@
           <w:szCs w:val="24"/>
         </w:rPr>
       </w:pPr>
+      <w:r>
+        <w:rPr>
+          <w:rFonts w:ascii="Times New Roman" w:eastAsia="標楷體" w:hAnsi="Times New Roman" w:cs="Times New Roman"/>
+          <w:szCs w:val="24"/>
+        </w:rPr>
+        <w:drawing>
+          <wp:inline distT="0" distB="0" distL="0" distR="0" wp14:anchorId="1DB831CF" wp14:editId="3E5B90D7">
+            <wp:extent cx="3381400" cy="1495436"/>
+            <wp:effectExtent l="0" t="0" r="9525" b="9525"/>
+            <wp:docPr id="1265849786" name="圖片 1"/>
+            <wp:cNvGraphicFramePr>
+              <a:graphicFrameLocks xmlns:a="http://schemas.openxmlformats.org/drawingml/2006/main" noChangeAspect="1"/>
+            </wp:cNvGraphicFramePr>
+            <a:graphic xmlns:a="http://schemas.openxmlformats.org/drawingml/2006/main">
+              <a:graphicData uri="http://schemas.openxmlformats.org/drawingml/2006/picture">
+                <pic:pic xmlns:pic="http://schemas.openxmlformats.org/drawingml/2006/picture">
+                  <pic:nvPicPr>
+                    <pic:cNvPr id="1265849786" name=""/>
+                    <pic:cNvPicPr/>
+                  </pic:nvPicPr>
+                  <pic:blipFill>
+                    <a:blip r:embed="rId6"/>
+                    <a:stretch>
+                      <a:fillRect/>
+                    </a:stretch>
+                  </pic:blipFill>
+                  <pic:spPr>
+                    <a:xfrm>
+                      <a:off x="0" y="0"/>
+                      <a:ext cx="3381400" cy="1495436"/>
+                    </a:xfrm>
+                    <a:prstGeom prst="rect">
+                      <a:avLst/>
+                    </a:prstGeom>
+                  </pic:spPr>
+                </pic:pic>
+              </a:graphicData>
+            </a:graphic>
+          </wp:inline>
+        </w:drawing>
+      </w:r>
     </w:p>
     <w:p>
       <w:pPr>
@@ -181,7 +218,6 @@
         </w:rPr>
         <w:t xml:space="preserve">n </w:t>
       </w:r>
-      <w:proofErr w:type="spellStart"/>
       <w:r>
         <w:rPr>
           <w:rFonts w:ascii="Times New Roman" w:eastAsia="標楷體" w:hAnsi="Times New Roman" w:cs="Times New Roman"/>
@@ -194,15 +230,7 @@
           <w:rFonts w:ascii="Times New Roman" w:eastAsia="標楷體" w:hAnsi="Times New Roman" w:cs="Times New Roman"/>
           <w:szCs w:val="24"/>
         </w:rPr>
-        <w:t>Hazard</w:t>
-      </w:r>
-      <w:proofErr w:type="spellEnd"/>
-      <w:r>
-        <w:rPr>
-          <w:rFonts w:ascii="Times New Roman" w:eastAsia="標楷體" w:hAnsi="Times New Roman" w:cs="Times New Roman"/>
-          <w:szCs w:val="24"/>
-        </w:rPr>
-        <w:t xml:space="preserve"> testbench</w:t>
+        <w:t>Hazard testbench</w:t>
       </w:r>
       <w:r>
         <w:rPr>
@@ -219,7 +247,6 @@
           <w:szCs w:val="24"/>
         </w:rPr>
       </w:pPr>
-      <w:proofErr w:type="gramStart"/>
       <w:r>
         <w:rPr>
           <w:rFonts w:ascii="Times New Roman" w:eastAsia="標楷體" w:hAnsi="Times New Roman" w:cs="Times New Roman"/>
@@ -227,7 +254,6 @@
         </w:rPr>
         <w:t>截圖</w:t>
       </w:r>
-      <w:proofErr w:type="gramEnd"/>
       <w:r>
         <w:rPr>
           <w:rFonts w:ascii="Times New Roman" w:eastAsia="標楷體" w:hAnsi="Times New Roman" w:cs="Times New Roman"/>
@@ -243,6 +269,47 @@
           <w:szCs w:val="24"/>
         </w:rPr>
       </w:pPr>
+      <w:r>
+        <w:rPr>
+          <w:rFonts w:ascii="Times New Roman" w:eastAsia="標楷體" w:hAnsi="Times New Roman" w:cs="Times New Roman"/>
+          <w:szCs w:val="24"/>
+        </w:rPr>
+        <w:drawing>
+          <wp:inline distT="0" distB="0" distL="0" distR="0" wp14:anchorId="4F600032" wp14:editId="0C38A674">
+            <wp:extent cx="5274310" cy="2371090"/>
+            <wp:effectExtent l="0" t="0" r="2540" b="0"/>
+            <wp:docPr id="2059810694" name="圖片 1"/>
+            <wp:cNvGraphicFramePr>
+              <a:graphicFrameLocks xmlns:a="http://schemas.openxmlformats.org/drawingml/2006/main" noChangeAspect="1"/>
+            </wp:cNvGraphicFramePr>
+            <a:graphic xmlns:a="http://schemas.openxmlformats.org/drawingml/2006/main">
+              <a:graphicData uri="http://schemas.openxmlformats.org/drawingml/2006/picture">
+                <pic:pic xmlns:pic="http://schemas.openxmlformats.org/drawingml/2006/picture">
+                  <pic:nvPicPr>
+                    <pic:cNvPr id="2059810694" name=""/>
+                    <pic:cNvPicPr/>
+                  </pic:nvPicPr>
+                  <pic:blipFill>
+                    <a:blip r:embed="rId7"/>
+                    <a:stretch>
+                      <a:fillRect/>
+                    </a:stretch>
+                  </pic:blipFill>
+                  <pic:spPr>
+                    <a:xfrm>
+                      <a:off x="0" y="0"/>
+                      <a:ext cx="5274310" cy="2371090"/>
+                    </a:xfrm>
+                    <a:prstGeom prst="rect">
+                      <a:avLst/>
+                    </a:prstGeom>
+                  </pic:spPr>
+                </pic:pic>
+              </a:graphicData>
+            </a:graphic>
+          </wp:inline>
+        </w:drawing>
+      </w:r>
     </w:p>
     <w:p>
       <w:pPr>
@@ -284,23 +351,7 @@
           <w:rFonts w:ascii="Times New Roman" w:eastAsia="標楷體" w:hAnsi="Times New Roman" w:cs="Times New Roman"/>
           <w:szCs w:val="24"/>
         </w:rPr>
-        <w:t xml:space="preserve">n </w:t>
-      </w:r>
-      <w:proofErr w:type="spellStart"/>
-      <w:r>
-        <w:rPr>
-          <w:rFonts w:ascii="Times New Roman" w:eastAsia="標楷體" w:hAnsi="Times New Roman" w:cs="Times New Roman"/>
-          <w:szCs w:val="24"/>
-        </w:rPr>
-        <w:t>hasHazard</w:t>
-      </w:r>
-      <w:proofErr w:type="spellEnd"/>
-      <w:r>
-        <w:rPr>
-          <w:rFonts w:ascii="Times New Roman" w:eastAsia="標楷體" w:hAnsi="Times New Roman" w:cs="Times New Roman"/>
-          <w:szCs w:val="24"/>
-        </w:rPr>
-        <w:t xml:space="preserve"> testbench</w:t>
+        <w:t>n hasHazard testbench</w:t>
       </w:r>
       <w:r>
         <w:rPr>
@@ -317,7 +368,6 @@
           <w:szCs w:val="24"/>
         </w:rPr>
       </w:pPr>
-      <w:proofErr w:type="gramStart"/>
       <w:r>
         <w:rPr>
           <w:rFonts w:ascii="Times New Roman" w:eastAsia="標楷體" w:hAnsi="Times New Roman" w:cs="Times New Roman"/>
@@ -325,7 +375,6 @@
         </w:rPr>
         <w:t>截圖</w:t>
       </w:r>
-      <w:proofErr w:type="gramEnd"/>
       <w:r>
         <w:rPr>
           <w:rFonts w:ascii="Times New Roman" w:eastAsia="標楷體" w:hAnsi="Times New Roman" w:cs="Times New Roman"/>
@@ -341,6 +390,47 @@
           <w:szCs w:val="24"/>
         </w:rPr>
       </w:pPr>
+      <w:r>
+        <w:rPr>
+          <w:rFonts w:ascii="Times New Roman" w:eastAsia="標楷體" w:hAnsi="Times New Roman" w:cs="Times New Roman"/>
+          <w:szCs w:val="24"/>
+        </w:rPr>
+        <w:drawing>
+          <wp:inline distT="0" distB="0" distL="0" distR="0" wp14:anchorId="477BB7B6" wp14:editId="18EF8E43">
+            <wp:extent cx="5274310" cy="2404745"/>
+            <wp:effectExtent l="0" t="0" r="2540" b="0"/>
+            <wp:docPr id="774090658" name="圖片 1"/>
+            <wp:cNvGraphicFramePr>
+              <a:graphicFrameLocks xmlns:a="http://schemas.openxmlformats.org/drawingml/2006/main" noChangeAspect="1"/>
+            </wp:cNvGraphicFramePr>
+            <a:graphic xmlns:a="http://schemas.openxmlformats.org/drawingml/2006/main">
+              <a:graphicData uri="http://schemas.openxmlformats.org/drawingml/2006/picture">
+                <pic:pic xmlns:pic="http://schemas.openxmlformats.org/drawingml/2006/picture">
+                  <pic:nvPicPr>
+                    <pic:cNvPr id="774090658" name=""/>
+                    <pic:cNvPicPr/>
+                  </pic:nvPicPr>
+                  <pic:blipFill>
+                    <a:blip r:embed="rId8"/>
+                    <a:stretch>
+                      <a:fillRect/>
+                    </a:stretch>
+                  </pic:blipFill>
+                  <pic:spPr>
+                    <a:xfrm>
+                      <a:off x="0" y="0"/>
+                      <a:ext cx="5274310" cy="2404745"/>
+                    </a:xfrm>
+                    <a:prstGeom prst="rect">
+                      <a:avLst/>
+                    </a:prstGeom>
+                  </pic:spPr>
+                </pic:pic>
+              </a:graphicData>
+            </a:graphic>
+          </wp:inline>
+        </w:drawing>
+      </w:r>
     </w:p>
     <w:p>
       <w:pPr>
@@ -354,6 +444,7 @@
           <w:rFonts w:ascii="Times New Roman" w:eastAsia="標楷體" w:hAnsi="Times New Roman" w:cs="Times New Roman"/>
           <w:szCs w:val="24"/>
         </w:rPr>
+        <w:lastRenderedPageBreak/>
         <w:t>(4) Clock cycle for post-syn simulation</w:t>
       </w:r>
       <w:r>
@@ -391,7 +482,6 @@
         </w:rPr>
         <w:t xml:space="preserve">, not cycle in </w:t>
       </w:r>
-      <w:proofErr w:type="spellStart"/>
       <w:r>
         <w:rPr>
           <w:rFonts w:ascii="Times New Roman" w:eastAsia="標楷體" w:hAnsi="Times New Roman" w:cs="Times New Roman"/>
@@ -399,7 +489,6 @@
         </w:rPr>
         <w:t>sdc</w:t>
       </w:r>
-      <w:proofErr w:type="spellEnd"/>
       <w:r>
         <w:rPr>
           <w:rFonts w:ascii="Times New Roman" w:eastAsia="標楷體" w:hAnsi="Times New Roman" w:cs="Times New Roman"/>
@@ -418,10 +507,17 @@
     <w:p>
       <w:pPr>
         <w:rPr>
-          <w:rFonts w:ascii="Times New Roman" w:eastAsia="標楷體" w:hAnsi="Times New Roman" w:cs="Times New Roman"/>
+          <w:rFonts w:ascii="Times New Roman" w:eastAsia="標楷體" w:hAnsi="Times New Roman" w:cs="Times New Roman" w:hint="eastAsia"/>
           <w:szCs w:val="24"/>
         </w:rPr>
       </w:pPr>
+      <w:r>
+        <w:rPr>
+          <w:rFonts w:ascii="Times New Roman" w:eastAsia="標楷體" w:hAnsi="Times New Roman" w:cs="Times New Roman" w:hint="eastAsia"/>
+          <w:szCs w:val="24"/>
+        </w:rPr>
+        <w:t>3ns</w:t>
+      </w:r>
     </w:p>
     <w:sectPr>
       <w:pgSz w:w="11906" w:h="16838"/>
@@ -434,7 +530,7 @@
 </file>
 
 <file path=word/endnotes.xml><?xml version="1.0" encoding="utf-8"?>
-<w:endnotes xmlns:wpc="http://schemas.microsoft.com/office/word/2010/wordprocessingCanvas" xmlns:cx="http://schemas.microsoft.com/office/drawing/2014/chartex" xmlns:cx1="http://schemas.microsoft.com/office/drawing/2015/9/8/chartex" xmlns:cx2="http://schemas.microsoft.com/office/drawing/2015/10/21/chartex" xmlns:cx3="http://schemas.microsoft.com/office/drawing/2016/5/9/chartex" xmlns:cx4="http://schemas.microsoft.com/office/drawing/2016/5/10/chartex" xmlns:cx5="http://schemas.microsoft.com/office/drawing/2016/5/11/chartex" xmlns:cx6="http://schemas.microsoft.com/office/drawing/2016/5/12/chartex" xmlns:cx7="http://schemas.microsoft.com/office/drawing/2016/5/13/chartex" xmlns:cx8="http://schemas.microsoft.com/office/drawing/2016/5/14/chartex" xmlns:mc="http://schemas.openxmlformats.org/markup-compatibility/2006" xmlns:aink="http://schemas.microsoft.com/office/drawing/2016/ink" xmlns:am3d="http://schemas.microsoft.com/office/drawing/2017/model3d" xmlns:o="urn:schemas-microsoft-com:office:office" xmlns:r="http://schemas.openxmlformats.org/officeDocument/2006/relationships" xmlns:m="http://schemas.openxmlformats.org/officeDocument/2006/math" xmlns:v="urn:schemas-microsoft-com:vml" xmlns:wp14="http://schemas.microsoft.com/office/word/2010/wordprocessingDrawing" xmlns:wp="http://schemas.openxmlformats.org/drawingml/2006/wordprocessingDrawing" xmlns:w10="urn:schemas-microsoft-com:office:word" xmlns:w="http://schemas.openxmlformats.org/wordprocessingml/2006/main" xmlns:w14="http://schemas.microsoft.com/office/word/2010/wordml" xmlns:w15="http://schemas.microsoft.com/office/word/2012/wordml" xmlns:w16cid="http://schemas.microsoft.com/office/word/2016/wordml/cid" xmlns:w16se="http://schemas.microsoft.com/office/word/2015/wordml/symex" xmlns:wpg="http://schemas.microsoft.com/office/word/2010/wordprocessingGroup" xmlns:wpi="http://schemas.microsoft.com/office/word/2010/wordprocessingInk" xmlns:wne="http://schemas.microsoft.com/office/word/2006/wordml" xmlns:wps="http://schemas.microsoft.com/office/word/2010/wordprocessingShape" mc:Ignorable="w14 w15 w16se w16cid wp14">
+<w:endnotes xmlns:wpc="http://schemas.microsoft.com/office/word/2010/wordprocessingCanvas" xmlns:cx="http://schemas.microsoft.com/office/drawing/2014/chartex" xmlns:cx1="http://schemas.microsoft.com/office/drawing/2015/9/8/chartex" xmlns:cx2="http://schemas.microsoft.com/office/drawing/2015/10/21/chartex" xmlns:cx3="http://schemas.microsoft.com/office/drawing/2016/5/9/chartex" xmlns:cx4="http://schemas.microsoft.com/office/drawing/2016/5/10/chartex" xmlns:cx5="http://schemas.microsoft.com/office/drawing/2016/5/11/chartex" xmlns:cx6="http://schemas.microsoft.com/office/drawing/2016/5/12/chartex" xmlns:cx7="http://schemas.microsoft.com/office/drawing/2016/5/13/chartex" xmlns:cx8="http://schemas.microsoft.com/office/drawing/2016/5/14/chartex" xmlns:mc="http://schemas.openxmlformats.org/markup-compatibility/2006" xmlns:aink="http://schemas.microsoft.com/office/drawing/2016/ink" xmlns:am3d="http://schemas.microsoft.com/office/drawing/2017/model3d" xmlns:o="urn:schemas-microsoft-com:office:office" xmlns:oel="http://schemas.microsoft.com/office/2019/extlst" xmlns:r="http://schemas.openxmlformats.org/officeDocument/2006/relationships" xmlns:m="http://schemas.openxmlformats.org/officeDocument/2006/math" xmlns:v="urn:schemas-microsoft-com:vml" xmlns:wp14="http://schemas.microsoft.com/office/word/2010/wordprocessingDrawing" xmlns:wp="http://schemas.openxmlformats.org/drawingml/2006/wordprocessingDrawing" xmlns:w10="urn:schemas-microsoft-com:office:word" xmlns:w="http://schemas.openxmlformats.org/wordprocessingml/2006/main" xmlns:w14="http://schemas.microsoft.com/office/word/2010/wordml" xmlns:w15="http://schemas.microsoft.com/office/word/2012/wordml" xmlns:w16cex="http://schemas.microsoft.com/office/word/2018/wordml/cex" xmlns:w16cid="http://schemas.microsoft.com/office/word/2016/wordml/cid" xmlns:w16="http://schemas.microsoft.com/office/word/2018/wordml" xmlns:w16du="http://schemas.microsoft.com/office/word/2023/wordml/word16du" xmlns:w16sdtdh="http://schemas.microsoft.com/office/word/2020/wordml/sdtdatahash" xmlns:w16sdtfl="http://schemas.microsoft.com/office/word/2024/wordml/sdtformatlock" xmlns:w16se="http://schemas.microsoft.com/office/word/2015/wordml/symex" xmlns:wpg="http://schemas.microsoft.com/office/word/2010/wordprocessingGroup" xmlns:wpi="http://schemas.microsoft.com/office/word/2010/wordprocessingInk" xmlns:wne="http://schemas.microsoft.com/office/word/2006/wordml" xmlns:wps="http://schemas.microsoft.com/office/word/2010/wordprocessingShape" mc:Ignorable="w14 w15 w16se w16cid w16 w16cex w16sdtdh w16sdtfl w16du wp14">
   <w:endnote w:type="separator" w:id="-1">
     <w:p>
       <w:r>
@@ -453,7 +549,7 @@
 </file>
 
 <file path=word/footnotes.xml><?xml version="1.0" encoding="utf-8"?>
-<w:footnotes xmlns:wpc="http://schemas.microsoft.com/office/word/2010/wordprocessingCanvas" xmlns:cx="http://schemas.microsoft.com/office/drawing/2014/chartex" xmlns:cx1="http://schemas.microsoft.com/office/drawing/2015/9/8/chartex" xmlns:cx2="http://schemas.microsoft.com/office/drawing/2015/10/21/chartex" xmlns:cx3="http://schemas.microsoft.com/office/drawing/2016/5/9/chartex" xmlns:cx4="http://schemas.microsoft.com/office/drawing/2016/5/10/chartex" xmlns:cx5="http://schemas.microsoft.com/office/drawing/2016/5/11/chartex" xmlns:cx6="http://schemas.microsoft.com/office/drawing/2016/5/12/chartex" xmlns:cx7="http://schemas.microsoft.com/office/drawing/2016/5/13/chartex" xmlns:cx8="http://schemas.microsoft.com/office/drawing/2016/5/14/chartex" xmlns:mc="http://schemas.openxmlformats.org/markup-compatibility/2006" xmlns:aink="http://schemas.microsoft.com/office/drawing/2016/ink" xmlns:am3d="http://schemas.microsoft.com/office/drawing/2017/model3d" xmlns:o="urn:schemas-microsoft-com:office:office" xmlns:r="http://schemas.openxmlformats.org/officeDocument/2006/relationships" xmlns:m="http://schemas.openxmlformats.org/officeDocument/2006/math" xmlns:v="urn:schemas-microsoft-com:vml" xmlns:wp14="http://schemas.microsoft.com/office/word/2010/wordprocessingDrawing" xmlns:wp="http://schemas.openxmlformats.org/drawingml/2006/wordprocessingDrawing" xmlns:w10="urn:schemas-microsoft-com:office:word" xmlns:w="http://schemas.openxmlformats.org/wordprocessingml/2006/main" xmlns:w14="http://schemas.microsoft.com/office/word/2010/wordml" xmlns:w15="http://schemas.microsoft.com/office/word/2012/wordml" xmlns:w16cid="http://schemas.microsoft.com/office/word/2016/wordml/cid" xmlns:w16se="http://schemas.microsoft.com/office/word/2015/wordml/symex" xmlns:wpg="http://schemas.microsoft.com/office/word/2010/wordprocessingGroup" xmlns:wpi="http://schemas.microsoft.com/office/word/2010/wordprocessingInk" xmlns:wne="http://schemas.microsoft.com/office/word/2006/wordml" xmlns:wps="http://schemas.microsoft.com/office/word/2010/wordprocessingShape" mc:Ignorable="w14 w15 w16se w16cid wp14">
+<w:footnotes xmlns:wpc="http://schemas.microsoft.com/office/word/2010/wordprocessingCanvas" xmlns:cx="http://schemas.microsoft.com/office/drawing/2014/chartex" xmlns:cx1="http://schemas.microsoft.com/office/drawing/2015/9/8/chartex" xmlns:cx2="http://schemas.microsoft.com/office/drawing/2015/10/21/chartex" xmlns:cx3="http://schemas.microsoft.com/office/drawing/2016/5/9/chartex" xmlns:cx4="http://schemas.microsoft.com/office/drawing/2016/5/10/chartex" xmlns:cx5="http://schemas.microsoft.com/office/drawing/2016/5/11/chartex" xmlns:cx6="http://schemas.microsoft.com/office/drawing/2016/5/12/chartex" xmlns:cx7="http://schemas.microsoft.com/office/drawing/2016/5/13/chartex" xmlns:cx8="http://schemas.microsoft.com/office/drawing/2016/5/14/chartex" xmlns:mc="http://schemas.openxmlformats.org/markup-compatibility/2006" xmlns:aink="http://schemas.microsoft.com/office/drawing/2016/ink" xmlns:am3d="http://schemas.microsoft.com/office/drawing/2017/model3d" xmlns:o="urn:schemas-microsoft-com:office:office" xmlns:oel="http://schemas.microsoft.com/office/2019/extlst" xmlns:r="http://schemas.openxmlformats.org/officeDocument/2006/relationships" xmlns:m="http://schemas.openxmlformats.org/officeDocument/2006/math" xmlns:v="urn:schemas-microsoft-com:vml" xmlns:wp14="http://schemas.microsoft.com/office/word/2010/wordprocessingDrawing" xmlns:wp="http://schemas.openxmlformats.org/drawingml/2006/wordprocessingDrawing" xmlns:w10="urn:schemas-microsoft-com:office:word" xmlns:w="http://schemas.openxmlformats.org/wordprocessingml/2006/main" xmlns:w14="http://schemas.microsoft.com/office/word/2010/wordml" xmlns:w15="http://schemas.microsoft.com/office/word/2012/wordml" xmlns:w16cex="http://schemas.microsoft.com/office/word/2018/wordml/cex" xmlns:w16cid="http://schemas.microsoft.com/office/word/2016/wordml/cid" xmlns:w16="http://schemas.microsoft.com/office/word/2018/wordml" xmlns:w16du="http://schemas.microsoft.com/office/word/2023/wordml/word16du" xmlns:w16sdtdh="http://schemas.microsoft.com/office/word/2020/wordml/sdtdatahash" xmlns:w16sdtfl="http://schemas.microsoft.com/office/word/2024/wordml/sdtformatlock" xmlns:w16se="http://schemas.microsoft.com/office/word/2015/wordml/symex" xmlns:wpg="http://schemas.microsoft.com/office/word/2010/wordprocessingGroup" xmlns:wpi="http://schemas.microsoft.com/office/word/2010/wordprocessingInk" xmlns:wne="http://schemas.microsoft.com/office/word/2006/wordml" xmlns:wps="http://schemas.microsoft.com/office/word/2010/wordprocessingShape" mc:Ignorable="w14 w15 w16se w16cid w16 w16cex w16sdtdh w16sdtfl w16du wp14">
   <w:footnote w:type="separator" w:id="-1">
     <w:p>
       <w:r>
@@ -472,7 +568,7 @@
 </file>
 
 <file path=word/styles.xml><?xml version="1.0" encoding="utf-8"?>
-<w:styles xmlns:mc="http://schemas.openxmlformats.org/markup-compatibility/2006" xmlns:r="http://schemas.openxmlformats.org/officeDocument/2006/relationships" xmlns:w="http://schemas.openxmlformats.org/wordprocessingml/2006/main" xmlns:w14="http://schemas.microsoft.com/office/word/2010/wordml" xmlns:w15="http://schemas.microsoft.com/office/word/2012/wordml" xmlns:w16cid="http://schemas.microsoft.com/office/word/2016/wordml/cid" xmlns:w16se="http://schemas.microsoft.com/office/word/2015/wordml/symex" mc:Ignorable="w14 w15 w16se w16cid">
+<w:styles xmlns:mc="http://schemas.openxmlformats.org/markup-compatibility/2006" xmlns:r="http://schemas.openxmlformats.org/officeDocument/2006/relationships" xmlns:w="http://schemas.openxmlformats.org/wordprocessingml/2006/main" xmlns:w14="http://schemas.microsoft.com/office/word/2010/wordml" xmlns:w15="http://schemas.microsoft.com/office/word/2012/wordml" xmlns:w16cex="http://schemas.microsoft.com/office/word/2018/wordml/cex" xmlns:w16cid="http://schemas.microsoft.com/office/word/2016/wordml/cid" xmlns:w16="http://schemas.microsoft.com/office/word/2018/wordml" xmlns:w16du="http://schemas.microsoft.com/office/word/2023/wordml/word16du" xmlns:w16sdtdh="http://schemas.microsoft.com/office/word/2020/wordml/sdtdatahash" xmlns:w16sdtfl="http://schemas.microsoft.com/office/word/2024/wordml/sdtformatlock" xmlns:w16se="http://schemas.microsoft.com/office/word/2015/wordml/symex" mc:Ignorable="w14 w15 w16se w16cid w16 w16cex w16sdtdh w16sdtfl w16du">
   <w:docDefaults>
     <w:rPrDefault>
       <w:rPr>
@@ -485,7 +581,7 @@
     </w:rPrDefault>
     <w:pPrDefault/>
   </w:docDefaults>
-  <w:latentStyles w:defLockedState="0" w:defUIPriority="99" w:defSemiHidden="0" w:defUnhideWhenUsed="0" w:defQFormat="0" w:count="375">
+  <w:latentStyles w:defLockedState="0" w:defUIPriority="99" w:defSemiHidden="0" w:defUnhideWhenUsed="0" w:defQFormat="0" w:count="376">
     <w:lsdException w:name="Normal" w:uiPriority="0" w:qFormat="1"/>
     <w:lsdException w:name="heading 1" w:uiPriority="9" w:qFormat="1"/>
     <w:lsdException w:name="heading 2" w:semiHidden="1" w:uiPriority="9" w:unhideWhenUsed="1" w:qFormat="1"/>
@@ -861,6 +957,7 @@
     <w:lsdException w:name="Smart Hyperlink" w:semiHidden="1" w:unhideWhenUsed="1"/>
     <w:lsdException w:name="Hashtag" w:semiHidden="1" w:unhideWhenUsed="1"/>
     <w:lsdException w:name="Unresolved Mention" w:semiHidden="1" w:unhideWhenUsed="1"/>
+    <w:lsdException w:name="Smart Link" w:semiHidden="1" w:unhideWhenUsed="1"/>
   </w:latentStyles>
   <w:style w:type="paragraph" w:default="1" w:styleId="a">
     <w:name w:val="Normal"/>
